--- a/app/doc_templates/p2_standard_v1/M03_register_and_stamp_duty_checklist_standard.docx
+++ b/app/doc_templates/p2_standard_v1/M03_register_and_stamp_duty_checklist_standard.docx
@@ -313,17 +313,17 @@
         </w:tblCellMar>
       </w:tblPr>
       <w:tblGrid>
-        <w:gridCol w:w="1580"/>
-        <w:gridCol w:w="1580"/>
-        <w:gridCol w:w="1100"/>
-        <w:gridCol w:w="1160"/>
-        <w:gridCol w:w="1260"/>
-        <w:gridCol w:w="2680"/>
+        <w:gridCol w:w="1550"/>
+        <w:gridCol w:w="1550"/>
+        <w:gridCol w:w="900"/>
+        <w:gridCol w:w="1450"/>
+        <w:gridCol w:w="1450"/>
+        <w:gridCol w:w="2460"/>
       </w:tblGrid>
       <w:tr>
         <w:tc>
           <w:tcPr>
-            <w:tcW w:type="dxa" w:w="1580"/>
+            <w:tcW w:type="dxa" w:w="1550"/>
             <w:shd w:fill="F2F4F7"/>
             <w:vAlign w:val="center"/>
           </w:tcPr>
@@ -344,7 +344,7 @@
         </w:tc>
         <w:tc>
           <w:tcPr>
-            <w:tcW w:type="dxa" w:w="1580"/>
+            <w:tcW w:type="dxa" w:w="1550"/>
             <w:shd w:fill="F2F4F7"/>
             <w:vAlign w:val="center"/>
           </w:tcPr>
@@ -365,7 +365,7 @@
         </w:tc>
         <w:tc>
           <w:tcPr>
-            <w:tcW w:type="dxa" w:w="1100"/>
+            <w:tcW w:type="dxa" w:w="900"/>
             <w:shd w:fill="F2F4F7"/>
             <w:vAlign w:val="center"/>
           </w:tcPr>
@@ -386,7 +386,7 @@
         </w:tc>
         <w:tc>
           <w:tcPr>
-            <w:tcW w:type="dxa" w:w="1160"/>
+            <w:tcW w:type="dxa" w:w="1450"/>
             <w:shd w:fill="F2F4F7"/>
             <w:vAlign w:val="center"/>
           </w:tcPr>
@@ -407,7 +407,7 @@
         </w:tc>
         <w:tc>
           <w:tcPr>
-            <w:tcW w:type="dxa" w:w="1260"/>
+            <w:tcW w:type="dxa" w:w="1450"/>
             <w:shd w:fill="F2F4F7"/>
             <w:vAlign w:val="center"/>
           </w:tcPr>
@@ -428,7 +428,7 @@
         </w:tc>
         <w:tc>
           <w:tcPr>
-            <w:tcW w:type="dxa" w:w="2680"/>
+            <w:tcW w:type="dxa" w:w="2460"/>
             <w:shd w:fill="F2F4F7"/>
             <w:vAlign w:val="center"/>
           </w:tcPr>
@@ -451,7 +451,7 @@
       <w:tr>
         <w:tc>
           <w:tcPr>
-            <w:tcW w:type="dxa" w:w="1580"/>
+            <w:tcW w:type="dxa" w:w="1550"/>
             <w:vAlign w:val="center"/>
           </w:tcPr>
           <w:p>
@@ -470,7 +470,7 @@
         </w:tc>
         <w:tc>
           <w:tcPr>
-            <w:tcW w:type="dxa" w:w="1580"/>
+            <w:tcW w:type="dxa" w:w="1550"/>
             <w:vAlign w:val="center"/>
           </w:tcPr>
           <w:p>
@@ -489,12 +489,13 @@
         </w:tc>
         <w:tc>
           <w:tcPr>
-            <w:tcW w:type="dxa" w:w="1100"/>
+            <w:tcW w:type="dxa" w:w="900"/>
             <w:vAlign w:val="center"/>
           </w:tcPr>
           <w:p>
             <w:pPr>
               <w:spacing w:before="0" w:after="0"/>
+              <w:jc w:val="center"/>
             </w:pPr>
             <w:r>
               <w:rPr>
@@ -508,12 +509,13 @@
         </w:tc>
         <w:tc>
           <w:tcPr>
-            <w:tcW w:type="dxa" w:w="1160"/>
+            <w:tcW w:type="dxa" w:w="1450"/>
             <w:vAlign w:val="center"/>
           </w:tcPr>
           <w:p>
             <w:pPr>
               <w:spacing w:before="0" w:after="0"/>
+              <w:jc w:val="center"/>
             </w:pPr>
             <w:r>
               <w:rPr>
@@ -527,12 +529,13 @@
         </w:tc>
         <w:tc>
           <w:tcPr>
-            <w:tcW w:type="dxa" w:w="1260"/>
+            <w:tcW w:type="dxa" w:w="1450"/>
             <w:vAlign w:val="center"/>
           </w:tcPr>
           <w:p>
             <w:pPr>
               <w:spacing w:before="0" w:after="0"/>
+              <w:jc w:val="center"/>
             </w:pPr>
             <w:r>
               <w:rPr>
@@ -546,7 +549,7 @@
         </w:tc>
         <w:tc>
           <w:tcPr>
-            <w:tcW w:type="dxa" w:w="2680"/>
+            <w:tcW w:type="dxa" w:w="2460"/>
             <w:vAlign w:val="center"/>
           </w:tcPr>
           <w:p>
